--- a/file/Rate服务器部署指南.docx
+++ b/file/Rate服务器部署指南.docx
@@ -119,7 +119,7 @@
           <w:noProof/>
         </w:rPr>
         <w:drawing>
-          <wp:inline distT="0" distB="0" distL="0" distR="0" wp14:anchorId="4DE2891F" wp14:editId="47CE307E">
+          <wp:inline distT="0" distB="0" distL="0" distR="0" wp14:anchorId="4DE2891F" wp14:editId="590496CE">
             <wp:extent cx="4010879" cy="4129187"/>
             <wp:effectExtent l="0" t="0" r="0" b="0"/>
             <wp:docPr id="487790309" name="图片 1"/>
@@ -2217,12 +2217,14 @@
       <w:r>
         <w:t>：</w:t>
       </w:r>
-      <w:r>
-        <w:rPr>
-          <w:rFonts w:hint="eastAsia"/>
-        </w:rPr>
-        <w:t>Hqb@jsj103</w:t>
-      </w:r>
+      <w:bookmarkStart w:id="0" w:name="OLE_LINK8"/>
+      <w:r>
+        <w:rPr>
+          <w:rFonts w:hint="eastAsia"/>
+        </w:rPr>
+        <w:t>HQB@jsj353</w:t>
+      </w:r>
+      <w:bookmarkEnd w:id="0"/>
     </w:p>
     <w:p>
       <w:pPr>
@@ -2343,6 +2345,7 @@
           <w:rFonts w:hint="eastAsia"/>
         </w:rPr>
       </w:pPr>
+      <w:bookmarkStart w:id="1" w:name="OLE_LINK3"/>
       <w:proofErr w:type="spellStart"/>
       <w:r>
         <w:t>huangturbo</w:t>
@@ -2355,13 +2358,18 @@
           <w:rFonts w:hint="eastAsia"/>
         </w:rPr>
       </w:pPr>
-      <w:r>
-        <w:rPr>
-          <w:rFonts w:hint="eastAsia"/>
-        </w:rPr>
-        <w:t>Hqb@jsj103</w:t>
-      </w:r>
-    </w:p>
+      <w:bookmarkStart w:id="2" w:name="OLE_LINK4"/>
+      <w:bookmarkStart w:id="3" w:name="OLE_LINK5"/>
+      <w:bookmarkEnd w:id="1"/>
+      <w:r>
+        <w:rPr>
+          <w:rFonts w:hint="eastAsia"/>
+        </w:rPr>
+        <w:t>HQB@jsj124</w:t>
+      </w:r>
+      <w:bookmarkEnd w:id="2"/>
+    </w:p>
+    <w:bookmarkEnd w:id="3"/>
     <w:p>
       <w:pPr>
         <w:rPr>
@@ -2513,18 +2521,30 @@
         </w:rPr>
       </w:pPr>
       <w:r>
-        <w:t>用户名：administrator</w:t>
-      </w:r>
-    </w:p>
-    <w:p>
-      <w:pPr>
-        <w:rPr>
-          <w:rFonts w:hint="eastAsia"/>
-        </w:rPr>
-      </w:pPr>
-      <w:r>
-        <w:t>密码: Hqb@jsj103</w:t>
-      </w:r>
+        <w:t>用户名：</w:t>
+      </w:r>
+      <w:bookmarkStart w:id="4" w:name="OLE_LINK6"/>
+      <w:bookmarkStart w:id="5" w:name="OLE_LINK7"/>
+      <w:r>
+        <w:t>administrator</w:t>
+      </w:r>
+      <w:bookmarkEnd w:id="4"/>
+    </w:p>
+    <w:bookmarkEnd w:id="5"/>
+    <w:p>
+      <w:pPr>
+        <w:rPr>
+          <w:rFonts w:hint="eastAsia"/>
+        </w:rPr>
+      </w:pPr>
+      <w:r>
+        <w:t xml:space="preserve">密码: </w:t>
+      </w:r>
+      <w:bookmarkStart w:id="6" w:name="OLE_LINK2"/>
+      <w:r>
+        <w:t>Hqb@jsj103</w:t>
+      </w:r>
+      <w:bookmarkEnd w:id="6"/>
     </w:p>
     <w:p>
       <w:pPr>
@@ -2909,7 +2929,7 @@
         </w:rPr>
         <w:lastRenderedPageBreak/>
         <w:drawing>
-          <wp:inline distT="0" distB="0" distL="0" distR="0" wp14:anchorId="78770496" wp14:editId="1477824B">
+          <wp:inline distT="0" distB="0" distL="0" distR="0" wp14:anchorId="78770496" wp14:editId="05F311F5">
             <wp:extent cx="5274310" cy="3228340"/>
             <wp:effectExtent l="0" t="0" r="0" b="0"/>
             <wp:docPr id="537825322" name="图片 6"/>
